--- a/Курсовая_КСиС.docx
+++ b/Курсовая_КСиС.docx
@@ -7,13 +7,15 @@
         <w:pStyle w:val="26"/>
         <w:ind w:left="0" w:leftChars="0" w:firstLine="240" w:firstLineChars="0"/>
         <w:jc w:val="center"/>
-        <w:rPr>
-          <w:rFonts w:ascii="Times New Roman" w:hAnsi="Times New Roman"/>
-        </w:rPr>
       </w:pPr>
       <w:r>
         <w:t>Министерство образования Республики Беларусь</w:t>
       </w:r>
+    </w:p>
+    <w:p>
+      <w:pPr>
+        <w:pStyle w:val="19"/>
+      </w:pPr>
     </w:p>
     <w:p>
       <w:pPr>
@@ -680,19 +682,6 @@
         <w:pStyle w:val="16"/>
         <w:spacing w:after="0"/>
         <w:contextualSpacing/>
-        <w:jc w:val="center"/>
-        <w:rPr>
-          <w:rFonts w:hint="default"/>
-          <w:sz w:val="28"/>
-          <w:lang w:val="en-US"/>
-        </w:rPr>
-      </w:pPr>
-    </w:p>
-    <w:p>
-      <w:pPr>
-        <w:pStyle w:val="16"/>
-        <w:spacing w:after="0"/>
-        <w:contextualSpacing/>
         <w:jc w:val="both"/>
         <w:rPr>
           <w:rFonts w:hint="default"/>
@@ -700,6 +689,8 @@
           <w:lang w:val="en-US"/>
         </w:rPr>
       </w:pPr>
+      <w:bookmarkStart w:id="88" w:name="_GoBack"/>
+      <w:bookmarkEnd w:id="88"/>
     </w:p>
     <w:p>
       <w:pPr>
@@ -890,18 +881,7 @@
           <w:szCs w:val="28"/>
           <w:lang w:val="ru-RU"/>
         </w:rPr>
-        <w:t>Введение..........</w:t>
-      </w:r>
-      <w:bookmarkStart w:id="88" w:name="_GoBack"/>
-      <w:bookmarkEnd w:id="88"/>
-      <w:r>
-        <w:rPr>
-          <w:rFonts w:hint="default"/>
-          <w:sz w:val="28"/>
-          <w:szCs w:val="28"/>
-          <w:lang w:val="ru-RU"/>
-        </w:rPr>
-        <w:t>........................................................................................................5</w:t>
+        <w:t>Введение..................................................................................................................5</w:t>
       </w:r>
     </w:p>
     <w:p>
@@ -986,15 +966,7 @@
           <w:sz w:val="28"/>
           <w:szCs w:val="28"/>
         </w:rPr>
-        <w:t>1. Выбор структуры системы, сетевой архитектуры и форматов игровых сообщений</w:t>
-      </w:r>
-      <w:r>
-        <w:rPr>
-          <w:rFonts w:hint="default" w:ascii="Times New Roman" w:hAnsi="Times New Roman" w:cs="Times New Roman"/>
-          <w:sz w:val="28"/>
-          <w:szCs w:val="28"/>
-        </w:rPr>
-        <w:t xml:space="preserve"> </w:t>
+        <w:t xml:space="preserve">1. Выбор структуры системы, сетевой архитектуры и форматов игровых сообщений </w:t>
       </w:r>
       <w:r>
         <w:rPr>
@@ -1549,15 +1521,7 @@
           <w:sz w:val="28"/>
           <w:szCs w:val="28"/>
         </w:rPr>
-        <w:t>2. Алгоритм функционирования системы, включая установление соединения, синхронизацию состояния игроков и обработку основных игровых событий</w:t>
-      </w:r>
-      <w:r>
-        <w:rPr>
-          <w:rFonts w:hint="default" w:ascii="Times New Roman" w:hAnsi="Times New Roman" w:cs="Times New Roman"/>
-          <w:sz w:val="28"/>
-          <w:szCs w:val="28"/>
-        </w:rPr>
-        <w:t xml:space="preserve"> </w:t>
+        <w:t xml:space="preserve">2. Алгоритм функционирования системы, включая установление соединения, синхронизацию состояния игроков и обработку основных игровых событий </w:t>
       </w:r>
       <w:r>
         <w:rPr>
@@ -2913,15 +2877,7 @@
           <w:sz w:val="28"/>
           <w:szCs w:val="28"/>
         </w:rPr>
-        <w:t>4. Расчёт частотных и временных параметров обмена</w:t>
-      </w:r>
-      <w:r>
-        <w:rPr>
-          <w:rFonts w:hint="default" w:ascii="Times New Roman" w:hAnsi="Times New Roman" w:cs="Times New Roman"/>
-          <w:sz w:val="28"/>
-          <w:szCs w:val="28"/>
-        </w:rPr>
-        <w:t xml:space="preserve"> </w:t>
+        <w:t xml:space="preserve">4. Расчёт частотных и временных параметров обмена </w:t>
       </w:r>
       <w:r>
         <w:rPr>
@@ -3587,15 +3543,7 @@
           <w:sz w:val="28"/>
           <w:szCs w:val="28"/>
         </w:rPr>
-        <w:t>5. Выбор и расчёт параметров линии связи и оценка пропускной способности при работе 20 КП</w:t>
-      </w:r>
-      <w:r>
-        <w:rPr>
-          <w:rFonts w:hint="default" w:ascii="Times New Roman" w:hAnsi="Times New Roman" w:cs="Times New Roman"/>
-          <w:sz w:val="28"/>
-          <w:szCs w:val="28"/>
-        </w:rPr>
-        <w:t xml:space="preserve"> </w:t>
+        <w:t xml:space="preserve">5. Выбор и расчёт параметров линии связи и оценка пропускной способности при работе 20 КП </w:t>
       </w:r>
       <w:r>
         <w:rPr>
@@ -4150,15 +4098,7 @@
           <w:sz w:val="28"/>
           <w:szCs w:val="28"/>
         </w:rPr>
-        <w:t>6. Выбор элементной базы системы</w:t>
-      </w:r>
-      <w:r>
-        <w:rPr>
-          <w:rFonts w:hint="default" w:ascii="Times New Roman" w:hAnsi="Times New Roman" w:cs="Times New Roman"/>
-          <w:sz w:val="28"/>
-          <w:szCs w:val="28"/>
-        </w:rPr>
-        <w:t xml:space="preserve"> </w:t>
+        <w:t xml:space="preserve">6. Выбор элементной базы системы </w:t>
       </w:r>
       <w:r>
         <w:rPr>
@@ -5263,15 +5203,7 @@
           <w:sz w:val="28"/>
           <w:szCs w:val="28"/>
         </w:rPr>
-        <w:t>8. Системные расчёты: скорость передачи ТС/ТИН, анализ трафика игровой сессии, расчёт помехоустойчивости и надёжности серверной службы</w:t>
-      </w:r>
-      <w:r>
-        <w:rPr>
-          <w:rFonts w:hint="default" w:ascii="Times New Roman" w:hAnsi="Times New Roman" w:cs="Times New Roman"/>
-          <w:sz w:val="28"/>
-          <w:szCs w:val="28"/>
-        </w:rPr>
-        <w:t xml:space="preserve"> </w:t>
+        <w:t xml:space="preserve">8. Системные расчёты: скорость передачи ТС/ТИН, анализ трафика игровой сессии, расчёт помехоустойчивости и надёжности серверной службы </w:t>
       </w:r>
       <w:r>
         <w:rPr>
@@ -5937,15 +5869,7 @@
           <w:sz w:val="28"/>
           <w:szCs w:val="28"/>
         </w:rPr>
-        <w:t>9. Разработка программного обеспечения</w:t>
-      </w:r>
-      <w:r>
-        <w:rPr>
-          <w:rFonts w:hint="default" w:ascii="Times New Roman" w:hAnsi="Times New Roman" w:cs="Times New Roman"/>
-          <w:sz w:val="28"/>
-          <w:szCs w:val="28"/>
-        </w:rPr>
-        <w:t xml:space="preserve"> </w:t>
+        <w:t xml:space="preserve">9. Разработка программного обеспечения </w:t>
       </w:r>
       <w:r>
         <w:rPr>
@@ -6720,14 +6644,7 @@
           <w:sz w:val="28"/>
           <w:szCs w:val="28"/>
         </w:rPr>
-        <w:t>СПИСОК ИСПОЛЬЗОВАННЫХ ИСТОЧНИКОВ</w:t>
-      </w:r>
-      <w:r>
-        <w:rPr>
-          <w:sz w:val="28"/>
-          <w:szCs w:val="28"/>
-        </w:rPr>
-        <w:t xml:space="preserve"> </w:t>
+        <w:t xml:space="preserve">СПИСОК ИСПОЛЬЗОВАННЫХ ИСТОЧНИКОВ </w:t>
       </w:r>
       <w:r>
         <w:rPr>
@@ -18440,8 +18357,8 @@
         <w:jc w:val="both"/>
         <w:textAlignment w:val="auto"/>
       </w:pPr>
-      <w:bookmarkStart w:id="45" w:name="_Toc9898"/>
-      <w:bookmarkStart w:id="46" w:name="_Toc31495"/>
+      <w:bookmarkStart w:id="45" w:name="_Toc31495"/>
+      <w:bookmarkStart w:id="46" w:name="_Toc9898"/>
       <w:r>
         <w:drawing>
           <wp:inline distT="0" distB="0" distL="114300" distR="114300">
@@ -23486,8 +23403,8 @@
           <w:szCs w:val="28"/>
         </w:rPr>
       </w:pPr>
-      <w:bookmarkStart w:id="65" w:name="_Toc7843"/>
-      <w:bookmarkStart w:id="66" w:name="_Toc14761"/>
+      <w:bookmarkStart w:id="65" w:name="_Toc14761"/>
+      <w:bookmarkStart w:id="66" w:name="_Toc7843"/>
       <w:r>
         <w:rPr>
           <w:rFonts w:hint="default" w:ascii="Times New Roman" w:hAnsi="Times New Roman" w:eastAsia="SimSun" w:cs="Times New Roman"/>
@@ -23529,8 +23446,8 @@
           <w:szCs w:val="28"/>
         </w:rPr>
       </w:pPr>
-      <w:bookmarkStart w:id="67" w:name="_Toc6240"/>
-      <w:bookmarkStart w:id="68" w:name="_Toc14617"/>
+      <w:bookmarkStart w:id="67" w:name="_Toc14617"/>
+      <w:bookmarkStart w:id="68" w:name="_Toc6240"/>
       <w:r>
         <w:rPr>
           <w:rFonts w:hint="default" w:ascii="Times New Roman" w:hAnsi="Times New Roman" w:eastAsia="SimSun" w:cs="Times New Roman"/>
@@ -24006,8 +23923,8 @@
           <w:szCs w:val="28"/>
         </w:rPr>
       </w:pPr>
-      <w:bookmarkStart w:id="79" w:name="_Toc25194"/>
-      <w:bookmarkStart w:id="80" w:name="_Toc12521"/>
+      <w:bookmarkStart w:id="79" w:name="_Toc12521"/>
+      <w:bookmarkStart w:id="80" w:name="_Toc25194"/>
       <w:r>
         <w:rPr>
           <w:rFonts w:hint="default" w:ascii="Times New Roman" w:hAnsi="Times New Roman" w:eastAsia="SimSun" w:cs="Times New Roman"/>
@@ -42800,7 +42717,7 @@
     <w:lsdException w:uiPriority="99" w:name="Document Map"/>
     <w:lsdException w:uiPriority="99" w:name="Plain Text"/>
     <w:lsdException w:uiPriority="99" w:name="E-mail Signature"/>
-    <w:lsdException w:uiPriority="99" w:semiHidden="0" w:name="Normal (Web)"/>
+    <w:lsdException w:qFormat="1" w:uiPriority="99" w:semiHidden="0" w:name="Normal (Web)"/>
     <w:lsdException w:uiPriority="99" w:name="HTML Acronym"/>
     <w:lsdException w:uiPriority="99" w:name="HTML Address"/>
     <w:lsdException w:uiPriority="99" w:name="HTML Cite"/>
@@ -43162,6 +43079,7 @@
     <w:name w:val="Normal (Web)"/>
     <w:basedOn w:val="1"/>
     <w:unhideWhenUsed/>
+    <w:qFormat/>
     <w:uiPriority w:val="99"/>
     <w:pPr>
       <w:spacing w:before="100" w:beforeAutospacing="1" w:after="100" w:afterAutospacing="1"/>

--- a/Курсовая_КСиС.docx
+++ b/Курсовая_КСиС.docx
@@ -339,10 +339,12 @@
           <w:rFonts w:hint="default"/>
           <w:sz w:val="28"/>
           <w:szCs w:val="28"/>
-          <w:lang w:val="en-US"/>
-        </w:rPr>
-        <w:t>15</w:t>
-      </w:r>
+          <w:lang w:val="ru-RU"/>
+        </w:rPr>
+        <w:t>21</w:t>
+      </w:r>
+      <w:bookmarkStart w:id="88" w:name="_GoBack"/>
+      <w:bookmarkEnd w:id="88"/>
       <w:r>
         <w:rPr>
           <w:sz w:val="28"/>
@@ -689,8 +691,6 @@
           <w:lang w:val="en-US"/>
         </w:rPr>
       </w:pPr>
-      <w:bookmarkStart w:id="88" w:name="_GoBack"/>
-      <w:bookmarkEnd w:id="88"/>
     </w:p>
     <w:p>
       <w:pPr>
@@ -18435,8 +18435,8 @@
           <w:lang w:val="ru-RU"/>
         </w:rPr>
       </w:pPr>
-      <w:bookmarkStart w:id="47" w:name="_Toc532"/>
-      <w:bookmarkStart w:id="48" w:name="_Toc1415"/>
+      <w:bookmarkStart w:id="47" w:name="_Toc1415"/>
+      <w:bookmarkStart w:id="48" w:name="_Toc532"/>
       <w:r>
         <w:rPr>
           <w:b w:val="0"/>
@@ -23446,8 +23446,8 @@
           <w:szCs w:val="28"/>
         </w:rPr>
       </w:pPr>
-      <w:bookmarkStart w:id="67" w:name="_Toc14617"/>
-      <w:bookmarkStart w:id="68" w:name="_Toc6240"/>
+      <w:bookmarkStart w:id="67" w:name="_Toc6240"/>
+      <w:bookmarkStart w:id="68" w:name="_Toc14617"/>
       <w:r>
         <w:rPr>
           <w:rFonts w:hint="default" w:ascii="Times New Roman" w:hAnsi="Times New Roman" w:eastAsia="SimSun" w:cs="Times New Roman"/>
@@ -23624,8 +23624,8 @@
           <w:szCs w:val="28"/>
         </w:rPr>
       </w:pPr>
-      <w:bookmarkStart w:id="71" w:name="_Toc12041"/>
-      <w:bookmarkStart w:id="72" w:name="_Toc30862"/>
+      <w:bookmarkStart w:id="71" w:name="_Toc30862"/>
+      <w:bookmarkStart w:id="72" w:name="_Toc12041"/>
       <w:r>
         <w:rPr>
           <w:rFonts w:hint="default" w:ascii="Times New Roman" w:hAnsi="Times New Roman" w:eastAsia="SimSun" w:cs="Times New Roman"/>
@@ -23732,8 +23732,8 @@
           <w:u w:val="none"/>
         </w:rPr>
       </w:pPr>
-      <w:bookmarkStart w:id="75" w:name="_Toc3211"/>
-      <w:bookmarkStart w:id="76" w:name="_Toc32099"/>
+      <w:bookmarkStart w:id="75" w:name="_Toc32099"/>
+      <w:bookmarkStart w:id="76" w:name="_Toc3211"/>
       <w:r>
         <w:rPr>
           <w:rFonts w:hint="default" w:ascii="Times New Roman" w:hAnsi="Times New Roman" w:eastAsia="SimSun" w:cs="Times New Roman"/>
@@ -24166,8 +24166,8 @@
         </w:rPr>
       </w:pPr>
       <w:bookmarkStart w:id="85" w:name="_Toc167977166"/>
-      <w:bookmarkStart w:id="86" w:name="_Toc186159794"/>
-      <w:bookmarkStart w:id="87" w:name="_Toc17627"/>
+      <w:bookmarkStart w:id="86" w:name="_Toc17627"/>
+      <w:bookmarkStart w:id="87" w:name="_Toc186159794"/>
       <w:r>
         <w:rPr>
           <w:rFonts w:cs="Times New Roman"/>

--- a/Курсовая_КСиС.docx
+++ b/Курсовая_КСиС.docx
@@ -4096,7 +4096,17 @@
           <w:sz w:val="28"/>
           <w:szCs w:val="28"/>
         </w:rPr>
-        <w:t xml:space="preserve">6. Выбор элементной базы системы </w:t>
+        <w:t>6. Выбор элементно</w:t>
+      </w:r>
+      <w:bookmarkStart w:id="88" w:name="_GoBack"/>
+      <w:bookmarkEnd w:id="88"/>
+      <w:r>
+        <w:rPr>
+          <w:rFonts w:hint="default" w:ascii="Times New Roman" w:hAnsi="Times New Roman" w:cs="Times New Roman"/>
+          <w:sz w:val="28"/>
+          <w:szCs w:val="28"/>
+        </w:rPr>
+        <w:t xml:space="preserve">й базы системы </w:t>
       </w:r>
       <w:r>
         <w:rPr>
@@ -17723,8 +17733,8 @@
           <w:bCs/>
         </w:rPr>
       </w:pPr>
-      <w:bookmarkStart w:id="40" w:name="_Toc1149"/>
-      <w:bookmarkStart w:id="41" w:name="_Toc1611"/>
+      <w:bookmarkStart w:id="40" w:name="_Toc1611"/>
+      <w:bookmarkStart w:id="41" w:name="_Toc1149"/>
       <w:r>
         <w:drawing>
           <wp:inline distT="0" distB="0" distL="114300" distR="114300">
@@ -17799,8 +17809,8 @@
           <w:lang w:val="ru-RU"/>
         </w:rPr>
       </w:pPr>
-      <w:bookmarkStart w:id="42" w:name="_Toc6728"/>
-      <w:bookmarkStart w:id="43" w:name="_Toc25441"/>
+      <w:bookmarkStart w:id="42" w:name="_Toc25441"/>
+      <w:bookmarkStart w:id="43" w:name="_Toc6728"/>
       <w:r>
         <w:rPr>
           <w:b w:val="0"/>
@@ -18355,8 +18365,8 @@
         <w:jc w:val="both"/>
         <w:textAlignment w:val="auto"/>
       </w:pPr>
-      <w:bookmarkStart w:id="45" w:name="_Toc31495"/>
-      <w:bookmarkStart w:id="46" w:name="_Toc9898"/>
+      <w:bookmarkStart w:id="45" w:name="_Toc9898"/>
+      <w:bookmarkStart w:id="46" w:name="_Toc31495"/>
       <w:r>
         <w:drawing>
           <wp:inline distT="0" distB="0" distL="114300" distR="114300">
@@ -18433,8 +18443,8 @@
           <w:lang w:val="ru-RU"/>
         </w:rPr>
       </w:pPr>
-      <w:bookmarkStart w:id="47" w:name="_Toc1415"/>
-      <w:bookmarkStart w:id="48" w:name="_Toc532"/>
+      <w:bookmarkStart w:id="47" w:name="_Toc532"/>
+      <w:bookmarkStart w:id="48" w:name="_Toc1415"/>
       <w:r>
         <w:rPr>
           <w:b w:val="0"/>
@@ -23401,8 +23411,8 @@
           <w:szCs w:val="28"/>
         </w:rPr>
       </w:pPr>
-      <w:bookmarkStart w:id="65" w:name="_Toc14761"/>
-      <w:bookmarkStart w:id="66" w:name="_Toc7843"/>
+      <w:bookmarkStart w:id="65" w:name="_Toc7843"/>
+      <w:bookmarkStart w:id="66" w:name="_Toc14761"/>
       <w:r>
         <w:rPr>
           <w:rFonts w:hint="default" w:ascii="Times New Roman" w:hAnsi="Times New Roman" w:eastAsia="SimSun" w:cs="Times New Roman"/>
@@ -23558,8 +23568,8 @@
           <w:szCs w:val="28"/>
         </w:rPr>
       </w:pPr>
-      <w:bookmarkStart w:id="69" w:name="_Toc2369"/>
-      <w:bookmarkStart w:id="70" w:name="_Toc23040"/>
+      <w:bookmarkStart w:id="69" w:name="_Toc23040"/>
+      <w:bookmarkStart w:id="70" w:name="_Toc2369"/>
       <w:r>
         <w:rPr>
           <w:rFonts w:hint="default" w:ascii="Times New Roman" w:hAnsi="Times New Roman" w:eastAsia="SimSun" w:cs="Times New Roman"/>
@@ -23622,8 +23632,8 @@
           <w:szCs w:val="28"/>
         </w:rPr>
       </w:pPr>
-      <w:bookmarkStart w:id="71" w:name="_Toc30862"/>
-      <w:bookmarkStart w:id="72" w:name="_Toc12041"/>
+      <w:bookmarkStart w:id="71" w:name="_Toc12041"/>
+      <w:bookmarkStart w:id="72" w:name="_Toc30862"/>
       <w:r>
         <w:rPr>
           <w:rFonts w:hint="default" w:ascii="Times New Roman" w:hAnsi="Times New Roman" w:eastAsia="SimSun" w:cs="Times New Roman"/>
@@ -23685,8 +23695,8 @@
           <w:szCs w:val="28"/>
         </w:rPr>
       </w:pPr>
-      <w:bookmarkStart w:id="73" w:name="_Toc27081"/>
-      <w:bookmarkStart w:id="74" w:name="_Toc11996"/>
+      <w:bookmarkStart w:id="73" w:name="_Toc11996"/>
+      <w:bookmarkStart w:id="74" w:name="_Toc27081"/>
       <w:r>
         <w:rPr>
           <w:rFonts w:hint="default" w:ascii="Times New Roman" w:hAnsi="Times New Roman" w:eastAsia="SimSun" w:cs="Times New Roman"/>
@@ -23730,8 +23740,8 @@
           <w:u w:val="none"/>
         </w:rPr>
       </w:pPr>
-      <w:bookmarkStart w:id="75" w:name="_Toc32099"/>
-      <w:bookmarkStart w:id="76" w:name="_Toc3211"/>
+      <w:bookmarkStart w:id="75" w:name="_Toc3211"/>
+      <w:bookmarkStart w:id="76" w:name="_Toc32099"/>
       <w:r>
         <w:rPr>
           <w:rFonts w:hint="default" w:ascii="Times New Roman" w:hAnsi="Times New Roman" w:eastAsia="SimSun" w:cs="Times New Roman"/>
@@ -47632,8 +47642,6 @@
         </w:rPr>
         <w:t>using Newtonsoft.Json;</w:t>
       </w:r>
-      <w:bookmarkStart w:id="88" w:name="_GoBack"/>
-      <w:bookmarkEnd w:id="88"/>
     </w:p>
     <w:p>
       <w:pPr>
@@ -53920,7 +53928,7 @@
       <w:footerReference r:id="rId7" w:type="default"/>
       <w:pgSz w:w="12240" w:h="15840"/>
       <w:pgMar w:top="1138" w:right="562" w:bottom="1138" w:left="1701" w:header="708" w:footer="708" w:gutter="0"/>
-      <w:pgNumType w:start="3"/>
+      <w:pgNumType w:start="4"/>
       <w:cols w:space="708" w:num="1"/>
       <w:docGrid w:linePitch="360" w:charSpace="0"/>
     </w:sectPr>
@@ -54112,6 +54120,13 @@
         </mc:Fallback>
       </mc:AlternateContent>
     </w:r>
+    <w:r>
+      <w:rPr>
+        <w:rFonts w:hint="default"/>
+        <w:lang w:val="en-US"/>
+      </w:rPr>
+      <w:t xml:space="preserve"> </w:t>
+    </w:r>
   </w:p>
 </w:ftr>
 </file>
@@ -54643,8 +54658,8 @@
     <w:lsdException w:uiPriority="99" w:name="index 7"/>
     <w:lsdException w:uiPriority="99" w:name="index 8"/>
     <w:lsdException w:uiPriority="99" w:name="index 9"/>
-    <w:lsdException w:uiPriority="39" w:semiHidden="0" w:name="toc 1"/>
-    <w:lsdException w:uiPriority="39" w:semiHidden="0" w:name="toc 2"/>
+    <w:lsdException w:qFormat="1" w:uiPriority="39" w:semiHidden="0" w:name="toc 1"/>
+    <w:lsdException w:qFormat="1" w:uiPriority="39" w:semiHidden="0" w:name="toc 2"/>
     <w:lsdException w:uiPriority="39" w:name="toc 3"/>
     <w:lsdException w:uiPriority="39" w:name="toc 4"/>
     <w:lsdException w:uiPriority="39" w:name="toc 5"/>
@@ -54653,7 +54668,7 @@
     <w:lsdException w:uiPriority="39" w:name="toc 8"/>
     <w:lsdException w:uiPriority="39" w:name="toc 9"/>
     <w:lsdException w:uiPriority="99" w:name="Normal Indent"/>
-    <w:lsdException w:uiPriority="99" w:name="footnote text"/>
+    <w:lsdException w:qFormat="1" w:uiPriority="99" w:name="footnote text"/>
     <w:lsdException w:uiPriority="99" w:name="annotation text"/>
     <w:lsdException w:qFormat="1" w:uiPriority="99" w:name="header"/>
     <w:lsdException w:qFormat="1" w:uiPriority="99" w:name="footer"/>
@@ -54690,7 +54705,7 @@
     <w:lsdException w:uiPriority="99" w:name="Closing"/>
     <w:lsdException w:uiPriority="99" w:name="Signature"/>
     <w:lsdException w:qFormat="1" w:uiPriority="1" w:name="Default Paragraph Font"/>
-    <w:lsdException w:uiPriority="99" w:semiHidden="0" w:name="Body Text"/>
+    <w:lsdException w:qFormat="1" w:uiPriority="99" w:semiHidden="0" w:name="Body Text"/>
     <w:lsdException w:uiPriority="99" w:name="Body Text Indent"/>
     <w:lsdException w:uiPriority="99" w:name="List Continue"/>
     <w:lsdException w:uiPriority="99" w:name="List Continue 2"/>
@@ -54720,10 +54735,10 @@
     <w:lsdException w:uiPriority="99" w:name="HTML Acronym"/>
     <w:lsdException w:uiPriority="99" w:name="HTML Address"/>
     <w:lsdException w:uiPriority="99" w:name="HTML Cite"/>
-    <w:lsdException w:uiPriority="99" w:name="HTML Code"/>
+    <w:lsdException w:qFormat="1" w:uiPriority="99" w:name="HTML Code"/>
     <w:lsdException w:uiPriority="99" w:name="HTML Definition"/>
     <w:lsdException w:uiPriority="99" w:name="HTML Keyboard"/>
-    <w:lsdException w:uiPriority="99" w:name="HTML Preformatted"/>
+    <w:lsdException w:qFormat="1" w:uiPriority="99" w:name="HTML Preformatted"/>
     <w:lsdException w:uiPriority="99" w:name="HTML Sample"/>
     <w:lsdException w:uiPriority="99" w:name="HTML Typewriter"/>
     <w:lsdException w:uiPriority="99" w:name="HTML Variable"/>
@@ -54926,6 +54941,7 @@
     <w:basedOn w:val="6"/>
     <w:semiHidden/>
     <w:unhideWhenUsed/>
+    <w:qFormat/>
     <w:uiPriority w:val="99"/>
     <w:rPr>
       <w:rFonts w:ascii="Courier New" w:hAnsi="Courier New" w:cs="Courier New"/>
@@ -54971,6 +54987,7 @@
     <w:basedOn w:val="1"/>
     <w:semiHidden/>
     <w:unhideWhenUsed/>
+    <w:qFormat/>
     <w:uiPriority w:val="99"/>
     <w:pPr>
       <w:snapToGrid w:val="0"/>
@@ -55000,6 +55017,7 @@
     <w:basedOn w:val="1"/>
     <w:link w:val="25"/>
     <w:unhideWhenUsed/>
+    <w:qFormat/>
     <w:uiPriority w:val="99"/>
     <w:pPr>
       <w:spacing w:after="120"/>
@@ -55011,6 +55029,7 @@
     <w:next w:val="1"/>
     <w:autoRedefine/>
     <w:unhideWhenUsed/>
+    <w:qFormat/>
     <w:uiPriority w:val="39"/>
     <w:pPr>
       <w:tabs>
@@ -55031,6 +55050,7 @@
     <w:next w:val="1"/>
     <w:autoRedefine/>
     <w:unhideWhenUsed/>
+    <w:qFormat/>
     <w:uiPriority w:val="39"/>
     <w:pPr>
       <w:tabs>
@@ -55120,6 +55140,7 @@
     <w:name w:val="HTML Preformatted"/>
     <w:semiHidden/>
     <w:unhideWhenUsed/>
+    <w:qFormat/>
     <w:uiPriority w:val="99"/>
     <w:pPr>
       <w:tabs>

--- a/Курсовая_КСиС.docx
+++ b/Курсовая_КСиС.docx
@@ -4096,17 +4096,7 @@
           <w:sz w:val="28"/>
           <w:szCs w:val="28"/>
         </w:rPr>
-        <w:t>6. Выбор элементно</w:t>
-      </w:r>
-      <w:bookmarkStart w:id="88" w:name="_GoBack"/>
-      <w:bookmarkEnd w:id="88"/>
-      <w:r>
-        <w:rPr>
-          <w:rFonts w:hint="default" w:ascii="Times New Roman" w:hAnsi="Times New Roman" w:cs="Times New Roman"/>
-          <w:sz w:val="28"/>
-          <w:szCs w:val="28"/>
-        </w:rPr>
-        <w:t xml:space="preserve">й базы системы </w:t>
+        <w:t xml:space="preserve">6. Выбор элементной базы системы </w:t>
       </w:r>
       <w:r>
         <w:rPr>
@@ -23293,8 +23283,8 @@
           <w:szCs w:val="28"/>
         </w:rPr>
       </w:pPr>
-      <w:bookmarkStart w:id="61" w:name="_Toc2469"/>
-      <w:bookmarkStart w:id="62" w:name="_Toc29430"/>
+      <w:bookmarkStart w:id="61" w:name="_Toc29430"/>
+      <w:bookmarkStart w:id="62" w:name="_Toc2469"/>
       <w:r>
         <w:rPr>
           <w:rFonts w:hint="default" w:ascii="Times New Roman" w:hAnsi="Times New Roman" w:eastAsia="SimSun" w:cs="Times New Roman"/>
@@ -23357,8 +23347,8 @@
           <w:lang w:val="ru-RU"/>
         </w:rPr>
       </w:pPr>
-      <w:bookmarkStart w:id="63" w:name="_Toc1274"/>
-      <w:bookmarkStart w:id="64" w:name="_Toc29030"/>
+      <w:bookmarkStart w:id="63" w:name="_Toc29030"/>
+      <w:bookmarkStart w:id="64" w:name="_Toc1274"/>
       <w:r>
         <w:rPr>
           <w:rFonts w:hint="default" w:ascii="Times New Roman" w:hAnsi="Times New Roman" w:eastAsia="SimSun" w:cs="Times New Roman"/>
@@ -23411,8 +23401,8 @@
           <w:szCs w:val="28"/>
         </w:rPr>
       </w:pPr>
-      <w:bookmarkStart w:id="65" w:name="_Toc7843"/>
-      <w:bookmarkStart w:id="66" w:name="_Toc14761"/>
+      <w:bookmarkStart w:id="65" w:name="_Toc14761"/>
+      <w:bookmarkStart w:id="66" w:name="_Toc7843"/>
       <w:r>
         <w:rPr>
           <w:rFonts w:hint="default" w:ascii="Times New Roman" w:hAnsi="Times New Roman" w:eastAsia="SimSun" w:cs="Times New Roman"/>
@@ -23454,8 +23444,8 @@
           <w:szCs w:val="28"/>
         </w:rPr>
       </w:pPr>
-      <w:bookmarkStart w:id="67" w:name="_Toc6240"/>
-      <w:bookmarkStart w:id="68" w:name="_Toc14617"/>
+      <w:bookmarkStart w:id="67" w:name="_Toc14617"/>
+      <w:bookmarkStart w:id="68" w:name="_Toc6240"/>
       <w:r>
         <w:rPr>
           <w:rFonts w:hint="default" w:ascii="Times New Roman" w:hAnsi="Times New Roman" w:eastAsia="SimSun" w:cs="Times New Roman"/>
@@ -23568,8 +23558,8 @@
           <w:szCs w:val="28"/>
         </w:rPr>
       </w:pPr>
-      <w:bookmarkStart w:id="69" w:name="_Toc23040"/>
-      <w:bookmarkStart w:id="70" w:name="_Toc2369"/>
+      <w:bookmarkStart w:id="69" w:name="_Toc2369"/>
+      <w:bookmarkStart w:id="70" w:name="_Toc23040"/>
       <w:r>
         <w:rPr>
           <w:rFonts w:hint="default" w:ascii="Times New Roman" w:hAnsi="Times New Roman" w:eastAsia="SimSun" w:cs="Times New Roman"/>
@@ -23740,8 +23730,8 @@
           <w:u w:val="none"/>
         </w:rPr>
       </w:pPr>
-      <w:bookmarkStart w:id="75" w:name="_Toc3211"/>
-      <w:bookmarkStart w:id="76" w:name="_Toc32099"/>
+      <w:bookmarkStart w:id="75" w:name="_Toc32099"/>
+      <w:bookmarkStart w:id="76" w:name="_Toc3211"/>
       <w:r>
         <w:rPr>
           <w:rFonts w:hint="default" w:ascii="Times New Roman" w:hAnsi="Times New Roman" w:eastAsia="SimSun" w:cs="Times New Roman"/>
@@ -23931,8 +23921,8 @@
           <w:szCs w:val="28"/>
         </w:rPr>
       </w:pPr>
-      <w:bookmarkStart w:id="79" w:name="_Toc25194"/>
-      <w:bookmarkStart w:id="80" w:name="_Toc12521"/>
+      <w:bookmarkStart w:id="79" w:name="_Toc12521"/>
+      <w:bookmarkStart w:id="80" w:name="_Toc25194"/>
       <w:r>
         <w:rPr>
           <w:rFonts w:hint="default" w:ascii="Times New Roman" w:hAnsi="Times New Roman" w:eastAsia="SimSun" w:cs="Times New Roman"/>
@@ -24045,8 +24035,8 @@
           <w:szCs w:val="28"/>
         </w:rPr>
       </w:pPr>
-      <w:bookmarkStart w:id="81" w:name="_Toc14700"/>
-      <w:bookmarkStart w:id="82" w:name="_Toc7634"/>
+      <w:bookmarkStart w:id="81" w:name="_Toc7634"/>
+      <w:bookmarkStart w:id="82" w:name="_Toc14700"/>
       <w:r>
         <w:rPr>
           <w:rFonts w:hint="default" w:ascii="Times New Roman" w:hAnsi="Times New Roman" w:eastAsia="SimSun" w:cs="Times New Roman"/>
@@ -24173,8 +24163,8 @@
           <w:bCs/>
         </w:rPr>
       </w:pPr>
-      <w:bookmarkStart w:id="85" w:name="_Toc186159794"/>
-      <w:bookmarkStart w:id="86" w:name="_Toc167977166"/>
+      <w:bookmarkStart w:id="85" w:name="_Toc167977166"/>
+      <w:bookmarkStart w:id="86" w:name="_Toc186159794"/>
       <w:bookmarkStart w:id="87" w:name="_Toc17627"/>
       <w:r>
         <w:rPr>
@@ -24685,8 +24675,10 @@
           <w:szCs w:val="24"/>
           <w:lang w:val="en-US"/>
         </w:rPr>
-        <w:t>using UnityEngine;// тут лежит твой Server_packet</w:t>
-      </w:r>
+        <w:t>using UnityEngine;</w:t>
+      </w:r>
+      <w:bookmarkStart w:id="88" w:name="_GoBack"/>
+      <w:bookmarkEnd w:id="88"/>
     </w:p>
     <w:p>
       <w:pPr>
